--- a/Lab05/2001230589_NguyenTrongNguyen_Lab05.docx
+++ b/Lab05/2001230589_NguyenTrongNguyen_Lab05.docx
@@ -398,10 +398,10 @@
           <w:szCs w:val="26"/>
         </w:rPr>
         <w:drawing>
-          <wp:inline distT="0" distB="0" distL="0" distR="0" wp14:anchorId="79D87E76" wp14:editId="07F3AEE9">
-            <wp:extent cx="2543175" cy="5210914"/>
-            <wp:effectExtent l="0" t="0" r="0" b="8890"/>
-            <wp:docPr id="1477118267" name="Picture 1"/>
+          <wp:inline distT="0" distB="0" distL="0" distR="0" wp14:anchorId="1B08F3B8" wp14:editId="46AC5A78">
+            <wp:extent cx="3629025" cy="7063102"/>
+            <wp:effectExtent l="0" t="0" r="0" b="5080"/>
+            <wp:docPr id="256138063" name="Picture 1"/>
             <wp:cNvGraphicFramePr>
               <a:graphicFrameLocks xmlns:a="http://schemas.openxmlformats.org/drawingml/2006/main" noChangeAspect="1"/>
             </wp:cNvGraphicFramePr>
@@ -409,7 +409,7 @@
               <a:graphicData uri="http://schemas.openxmlformats.org/drawingml/2006/picture">
                 <pic:pic xmlns:pic="http://schemas.openxmlformats.org/drawingml/2006/picture">
                   <pic:nvPicPr>
-                    <pic:cNvPr id="1477118267" name=""/>
+                    <pic:cNvPr id="256138063" name=""/>
                     <pic:cNvPicPr/>
                   </pic:nvPicPr>
                   <pic:blipFill>
@@ -421,7 +421,7 @@
                   <pic:spPr>
                     <a:xfrm>
                       <a:off x="0" y="0"/>
-                      <a:ext cx="2543660" cy="5211907"/>
+                      <a:ext cx="3630210" cy="7065408"/>
                     </a:xfrm>
                     <a:prstGeom prst="rect">
                       <a:avLst/>

--- a/Lab05/2001230589_NguyenTrongNguyen_Lab05.docx
+++ b/Lab05/2001230589_NguyenTrongNguyen_Lab05.docx
@@ -275,8 +275,6 @@
         <w:spacing w:line="360" w:lineRule="auto"/>
         <w:rPr>
           <w:rFonts w:ascii="Times New Roman" w:hAnsi="Times New Roman" w:cs="Times New Roman"/>
-          <w:b/>
-          <w:bCs/>
           <w:sz w:val="26"/>
           <w:szCs w:val="26"/>
         </w:rPr>
@@ -291,6 +289,32 @@
         </w:rPr>
         <w:t xml:space="preserve">Link github: </w:t>
       </w:r>
+      <w:hyperlink r:id="rId5" w:history="1">
+        <w:r>
+          <w:rPr>
+            <w:rStyle w:val="Hyperlink"/>
+            <w:rFonts w:ascii="Times New Roman" w:hAnsi="Times New Roman" w:cs="Times New Roman"/>
+            <w:sz w:val="26"/>
+            <w:szCs w:val="26"/>
+          </w:rPr>
+          <w:t>https://github.com/nguyentrongnguyen3004-eng/PhatTrienUngDungDiDong/tree/main/Lab05/lab_05</w:t>
+        </w:r>
+      </w:hyperlink>
+    </w:p>
+    <w:p>
+      <w:pPr>
+        <w:tabs>
+          <w:tab w:val="left" w:pos="1985"/>
+        </w:tabs>
+        <w:spacing w:line="360" w:lineRule="auto"/>
+        <w:rPr>
+          <w:rFonts w:ascii="Times New Roman" w:hAnsi="Times New Roman" w:cs="Times New Roman"/>
+          <w:b/>
+          <w:bCs/>
+          <w:sz w:val="26"/>
+          <w:szCs w:val="26"/>
+        </w:rPr>
+      </w:pPr>
     </w:p>
     <w:p>
       <w:pPr>
@@ -413,7 +437,7 @@
                     <pic:cNvPicPr/>
                   </pic:nvPicPr>
                   <pic:blipFill>
-                    <a:blip r:embed="rId5"/>
+                    <a:blip r:embed="rId6"/>
                     <a:stretch>
                       <a:fillRect/>
                     </a:stretch>
@@ -47956,7 +47980,7 @@
                     <pic:cNvPicPr/>
                   </pic:nvPicPr>
                   <pic:blipFill>
-                    <a:blip r:embed="rId6"/>
+                    <a:blip r:embed="rId7"/>
                     <a:stretch>
                       <a:fillRect/>
                     </a:stretch>
@@ -48006,7 +48030,7 @@
                     <pic:cNvPicPr/>
                   </pic:nvPicPr>
                   <pic:blipFill>
-                    <a:blip r:embed="rId7"/>
+                    <a:blip r:embed="rId8"/>
                     <a:stretch>
                       <a:fillRect/>
                     </a:stretch>
@@ -48053,7 +48077,7 @@
                     <pic:cNvPicPr/>
                   </pic:nvPicPr>
                   <pic:blipFill>
-                    <a:blip r:embed="rId8"/>
+                    <a:blip r:embed="rId9"/>
                     <a:stretch>
                       <a:fillRect/>
                     </a:stretch>
@@ -48099,7 +48123,7 @@
                     <pic:cNvPicPr/>
                   </pic:nvPicPr>
                   <pic:blipFill>
-                    <a:blip r:embed="rId9"/>
+                    <a:blip r:embed="rId10"/>
                     <a:stretch>
                       <a:fillRect/>
                     </a:stretch>
@@ -48146,7 +48170,7 @@
                     <pic:cNvPicPr/>
                   </pic:nvPicPr>
                   <pic:blipFill>
-                    <a:blip r:embed="rId10"/>
+                    <a:blip r:embed="rId11"/>
                     <a:stretch>
                       <a:fillRect/>
                     </a:stretch>
@@ -48192,7 +48216,7 @@
                     <pic:cNvPicPr/>
                   </pic:nvPicPr>
                   <pic:blipFill>
-                    <a:blip r:embed="rId11"/>
+                    <a:blip r:embed="rId12"/>
                     <a:stretch>
                       <a:fillRect/>
                     </a:stretch>
@@ -48239,7 +48263,7 @@
                     <pic:cNvPicPr/>
                   </pic:nvPicPr>
                   <pic:blipFill>
-                    <a:blip r:embed="rId12"/>
+                    <a:blip r:embed="rId13"/>
                     <a:stretch>
                       <a:fillRect/>
                     </a:stretch>
@@ -48285,7 +48309,7 @@
                     <pic:cNvPicPr/>
                   </pic:nvPicPr>
                   <pic:blipFill>
-                    <a:blip r:embed="rId13"/>
+                    <a:blip r:embed="rId14"/>
                     <a:stretch>
                       <a:fillRect/>
                     </a:stretch>
@@ -48332,7 +48356,7 @@
                     <pic:cNvPicPr/>
                   </pic:nvPicPr>
                   <pic:blipFill>
-                    <a:blip r:embed="rId14"/>
+                    <a:blip r:embed="rId15"/>
                     <a:stretch>
                       <a:fillRect/>
                     </a:stretch>
@@ -48378,7 +48402,7 @@
                     <pic:cNvPicPr/>
                   </pic:nvPicPr>
                   <pic:blipFill>
-                    <a:blip r:embed="rId15"/>
+                    <a:blip r:embed="rId16"/>
                     <a:stretch>
                       <a:fillRect/>
                     </a:stretch>
